--- a/public/cv/David-Gomez-Resume-EN.docx
+++ b/public/cv/David-Gomez-Resume-EN.docx
@@ -37,7 +37,7 @@
         </w:rPr>
         <w:t xml:space="preserve">Medellín, Colombia · Open to remote &amp; hybrid  |  +57 317 853 0602  |  </w:t>
       </w:r>
-      <w:hyperlink w:history="1" r:id="rIdb5vlcpl9rcw83khe2qolc">
+      <w:hyperlink w:history="1" r:id="rIdarqksca--qhflq-px0pph">
         <w:r>
           <w:rPr>
             <w:rStyle w:val="Hyperlink"/>
@@ -49,7 +49,7 @@
       </w:hyperlink>
     </w:p>
     <w:p>
-      <w:hyperlink w:history="1" r:id="rIdvdq0o9l8drgkm4mtmthg6">
+      <w:hyperlink w:history="1" r:id="rIdlgkjzkankcrs0betc0oe8">
         <w:r>
           <w:rPr>
             <w:rStyle w:val="Hyperlink"/>
@@ -67,7 +67,7 @@
         </w:rPr>
         <w:t xml:space="preserve">  |  </w:t>
       </w:r>
-      <w:hyperlink w:history="1" r:id="rIdlqiit_n47nazkkzzw9msb">
+      <w:hyperlink w:history="1" r:id="rIdy2twnz6yqycpjyaaqxyzq">
         <w:r>
           <w:rPr>
             <w:rStyle w:val="Hyperlink"/>
@@ -85,7 +85,7 @@
         </w:rPr>
         <w:t xml:space="preserve">  |  </w:t>
       </w:r>
-      <w:hyperlink w:history="1" r:id="rIdpfnqzd7pqd1ihdztejmka">
+      <w:hyperlink w:history="1" r:id="rIdrfr0dugwkvrnnxizfilxm">
         <w:r>
           <w:rPr>
             <w:rStyle w:val="Hyperlink"/>
@@ -125,7 +125,24 @@
           <w:sz w:val="20"/>
           <w:szCs w:val="20"/>
         </w:rPr>
-        <w:t xml:space="preserve">Senior full-stack engineer with 10+ years across software development, cloud and platform operations, IT systems, data and automation. I take products from an empty repository to production — architecture, backend, frontend, mobile, payments and infrastructure — and build the AI-assisted automation around them. Hands-on with PHP/Laravel, React/TypeScript, Node.js, Python, PostgreSQL, AWS, Azure, Cloudflare, Docker and Terraform, with a habit of written decisions, automated tests and staged, reversible releases. Bilingual English/Spanish, used to remote work with international teams.</w:t>
+        <w:t xml:space="preserve">Senior full-stack engineer with 15+ years in software and IT — and 20+ years of work that includes founding and running my own hospitality business. I take products from an empty repository to production — architecture, backend, frontend, mobile, payments and infrastructure — and build the AI-assisted automation around them. Hands-on with PHP/Laravel, React/TypeScript, Node.js, Python, PostgreSQL, AWS, Azure, Cloudflare, Docker and Terraform. Having run a business end to end, I build with operations, customers and margins in mind. Bilingual English/Spanish, used to remote work with international teams.</w:t>
+      </w:r>
+    </w:p>
+    <w:p>
+      <w:pPr>
+        <w:pStyle w:val="ListParagraph"/>
+        <w:numPr>
+          <w:ilvl w:val="0"/>
+          <w:numId w:val="2"/>
+        </w:numPr>
+        <w:spacing w:after="30"/>
+      </w:pPr>
+      <w:r>
+        <w:rPr>
+          <w:sz w:val="20"/>
+          <w:szCs w:val="20"/>
+        </w:rPr>
+        <w:t xml:space="preserve">Founded and ran a 7-property hospitality business (2013 – 2020): operations, brand, marketing, finance and its own booking system</w:t>
       </w:r>
     </w:p>
     <w:p>
@@ -160,23 +177,6 @@
           <w:szCs w:val="20"/>
         </w:rPr>
         <w:t xml:space="preserve">Wompi, PayU and ePayco payments behind one pattern: signed webhooks, idempotency and an append-only ledger</w:t>
-      </w:r>
-    </w:p>
-    <w:p>
-      <w:pPr>
-        <w:pStyle w:val="ListParagraph"/>
-        <w:numPr>
-          <w:ilvl w:val="0"/>
-          <w:numId w:val="2"/>
-        </w:numPr>
-        <w:spacing w:after="30"/>
-      </w:pPr>
-      <w:r>
-        <w:rPr>
-          <w:sz w:val="20"/>
-          <w:szCs w:val="20"/>
-        </w:rPr>
-        <w:t xml:space="preserve">14 client websites live today in healthcare, hospitality, recruitment, finance, education and non-profit</w:t>
       </w:r>
     </w:p>
     <w:p>
@@ -353,6 +353,27 @@
           <w:sz w:val="20"/>
           <w:szCs w:val="20"/>
         </w:rPr>
+        <w:t xml:space="preserve">Business &amp; operations: </w:t>
+      </w:r>
+      <w:r>
+        <w:rPr>
+          <w:sz w:val="20"/>
+          <w:szCs w:val="20"/>
+        </w:rPr>
+        <w:t xml:space="preserve">General management, Hotel operations, Airbnb / Booking.com, Team leadership, Brand &amp; marketing, Administration &amp; finance</w:t>
+      </w:r>
+    </w:p>
+    <w:p>
+      <w:pPr>
+        <w:spacing w:after="30"/>
+      </w:pPr>
+      <w:r>
+        <w:rPr>
+          <w:b/>
+          <w:bCs/>
+          <w:sz w:val="20"/>
+          <w:szCs w:val="20"/>
+        </w:rPr>
         <w:t xml:space="preserve">Delivery: </w:t>
       </w:r>
       <w:r>
@@ -471,23 +492,6 @@
           <w:sz w:val="20"/>
           <w:szCs w:val="20"/>
         </w:rPr>
-        <w:t xml:space="preserve">Made double-bookings and oversold matches impossible at the database level (PostgreSQL EXCLUDE constraints, unique indexes, advisory locks) and backed each system with DB, integration and end-to-end test suites.</w:t>
-      </w:r>
-    </w:p>
-    <w:p>
-      <w:pPr>
-        <w:pStyle w:val="ListParagraph"/>
-        <w:numPr>
-          <w:ilvl w:val="0"/>
-          <w:numId w:val="2"/>
-        </w:numPr>
-        <w:spacing w:after="30"/>
-      </w:pPr>
-      <w:r>
-        <w:rPr>
-          <w:sz w:val="20"/>
-          <w:szCs w:val="20"/>
-        </w:rPr>
         <w:t xml:space="preserve">Run an AI-augmented delivery process: architecture decision records first, coding agents inside automated gates (types, lint, unit, DB, E2E, accessibility, CSP), human review and staged releases.</w:t>
       </w:r>
     </w:p>
@@ -529,7 +533,7 @@
           <w:sz w:val="19"/>
           <w:szCs w:val="19"/>
         </w:rPr>
-        <w:t xml:space="preserve">	Jun 2026 – Sep 2026</w:t>
+        <w:t xml:space="preserve">	May 2026 – Sep 2026</w:t>
       </w:r>
     </w:p>
     <w:p>
@@ -627,7 +631,7 @@
           <w:sz w:val="21"/>
           <w:szCs w:val="21"/>
         </w:rPr>
-        <w:t xml:space="preserve">Technical Writer &amp; Developer — Fiserv</w:t>
+        <w:t xml:space="preserve">Full-Stack Developer — WordPress (Contract) — Major Media</w:t>
       </w:r>
       <w:r>
         <w:rPr>
@@ -635,72 +639,38 @@
           <w:sz w:val="19"/>
           <w:szCs w:val="19"/>
         </w:rPr>
-        <w:t xml:space="preserve">	Jan 2026 – Jun 2026</w:t>
-      </w:r>
-    </w:p>
-    <w:p>
-      <w:pPr>
-        <w:keepNext/>
-        <w:spacing w:after="40"/>
-      </w:pPr>
-      <w:r>
-        <w:rPr>
-          <w:color w:val="52525B"/>
-          <w:sz w:val="18"/>
-          <w:szCs w:val="18"/>
-        </w:rPr>
-        <w:t xml:space="preserve">Remote</w:t>
-      </w:r>
-    </w:p>
-    <w:p>
-      <w:pPr>
-        <w:pStyle w:val="ListParagraph"/>
-        <w:numPr>
-          <w:ilvl w:val="0"/>
-          <w:numId w:val="2"/>
-        </w:numPr>
-        <w:spacing w:after="30"/>
-      </w:pPr>
-      <w:r>
-        <w:rPr>
-          <w:sz w:val="20"/>
-          <w:szCs w:val="20"/>
-        </w:rPr>
-        <w:t xml:space="preserve">Supported the Vision Next platform with developer-facing technical and API documentation for financial-system workflows.</w:t>
-      </w:r>
-    </w:p>
-    <w:p>
-      <w:pPr>
-        <w:pStyle w:val="ListParagraph"/>
-        <w:numPr>
-          <w:ilvl w:val="0"/>
-          <w:numId w:val="2"/>
-        </w:numPr>
-        <w:spacing w:after="30"/>
-      </w:pPr>
-      <w:r>
-        <w:rPr>
-          <w:sz w:val="20"/>
-          <w:szCs w:val="20"/>
-        </w:rPr>
-        <w:t xml:space="preserve">Analyzed REST APIs with Swagger/OpenAPI, documenting endpoints, authentication, request/response models, status codes and error handling.</w:t>
-      </w:r>
-    </w:p>
-    <w:p>
-      <w:pPr>
-        <w:pStyle w:val="ListParagraph"/>
-        <w:numPr>
-          <w:ilvl w:val="0"/>
-          <w:numId w:val="2"/>
-        </w:numPr>
-        <w:spacing w:after="30"/>
-      </w:pPr>
-      <w:r>
-        <w:rPr>
-          <w:sz w:val="20"/>
-          <w:szCs w:val="20"/>
-        </w:rPr>
-        <w:t xml:space="preserve">Created reusable Markdown/API documentation templates and worked with engineering teams on architecture, integrations, runbooks and developer guidance.</w:t>
+        <w:t xml:space="preserve">	2026 · several months</w:t>
+      </w:r>
+    </w:p>
+    <w:p>
+      <w:pPr>
+        <w:keepNext/>
+        <w:spacing w:after="40"/>
+      </w:pPr>
+      <w:r>
+        <w:rPr>
+          <w:color w:val="52525B"/>
+          <w:sz w:val="18"/>
+          <w:szCs w:val="18"/>
+        </w:rPr>
+        <w:t xml:space="preserve">Remote · concurrent project</w:t>
+      </w:r>
+    </w:p>
+    <w:p>
+      <w:pPr>
+        <w:pStyle w:val="ListParagraph"/>
+        <w:numPr>
+          <w:ilvl w:val="0"/>
+          <w:numId w:val="2"/>
+        </w:numPr>
+        <w:spacing w:after="30"/>
+      </w:pPr>
+      <w:r>
+        <w:rPr>
+          <w:sz w:val="20"/>
+          <w:szCs w:val="20"/>
+        </w:rPr>
+        <w:t xml:space="preserve">Full-stack development for an agency's client sites: custom WordPress themes and plugins, integrations, performance and maintenance.</w:t>
       </w:r>
     </w:p>
     <w:p>
@@ -715,7 +685,7 @@
           <w:sz w:val="18"/>
           <w:szCs w:val="18"/>
         </w:rPr>
-        <w:t xml:space="preserve">REST APIs · Swagger / OpenAPI · Markdown · Docs-as-code</w:t>
+        <w:t xml:space="preserve">WordPress · PHP · JavaScript · Performance</w:t>
       </w:r>
     </w:p>
     <w:p>
@@ -733,7 +703,7 @@
           <w:sz w:val="21"/>
           <w:szCs w:val="21"/>
         </w:rPr>
-        <w:t xml:space="preserve">Provisioning Manager — IT Infrastructure &amp; Access — Steward</w:t>
+        <w:t xml:space="preserve">Full-Stack Developer &amp; API Technical Writer — Fiserv</w:t>
       </w:r>
       <w:r>
         <w:rPr>
@@ -741,7 +711,7 @@
           <w:sz w:val="19"/>
           <w:szCs w:val="19"/>
         </w:rPr>
-        <w:t xml:space="preserve">	Nov 2023 – Nov 2025</w:t>
+        <w:t xml:space="preserve">	Jan 2026 – Apr 2026</w:t>
       </w:r>
     </w:p>
     <w:p>
@@ -772,41 +742,24 @@
           <w:sz w:val="20"/>
           <w:szCs w:val="20"/>
         </w:rPr>
-        <w:t xml:space="preserve">Managed IT provisioning and access across Google Workspace, Okta and MDM for macOS and Windows fleets.</w:t>
-      </w:r>
-    </w:p>
-    <w:p>
-      <w:pPr>
-        <w:pStyle w:val="ListParagraph"/>
-        <w:numPr>
-          <w:ilvl w:val="0"/>
-          <w:numId w:val="2"/>
-        </w:numPr>
-        <w:spacing w:after="30"/>
-      </w:pPr>
-      <w:r>
-        <w:rPr>
-          <w:sz w:val="20"/>
-          <w:szCs w:val="20"/>
-        </w:rPr>
-        <w:t xml:space="preserve">Built internal React/Node.js dashboards to monitor resource allocation and supported AWS cloud infrastructure initiatives.</w:t>
-      </w:r>
-    </w:p>
-    <w:p>
-      <w:pPr>
-        <w:pStyle w:val="ListParagraph"/>
-        <w:numPr>
-          <w:ilvl w:val="0"/>
-          <w:numId w:val="2"/>
-        </w:numPr>
-        <w:spacing w:after="30"/>
-      </w:pPr>
-      <w:r>
-        <w:rPr>
-          <w:sz w:val="20"/>
-          <w:szCs w:val="20"/>
-        </w:rPr>
-        <w:t xml:space="preserve">Authored SOPs, trained staff and coordinated provisioning, infrastructure and access-management processes across teams.</w:t>
+        <w:t xml:space="preserve">Supported the Vision Next platform with developer-facing technical and API documentation for financial-system workflows.</w:t>
+      </w:r>
+    </w:p>
+    <w:p>
+      <w:pPr>
+        <w:pStyle w:val="ListParagraph"/>
+        <w:numPr>
+          <w:ilvl w:val="0"/>
+          <w:numId w:val="2"/>
+        </w:numPr>
+        <w:spacing w:after="30"/>
+      </w:pPr>
+      <w:r>
+        <w:rPr>
+          <w:sz w:val="20"/>
+          <w:szCs w:val="20"/>
+        </w:rPr>
+        <w:t xml:space="preserve">Analyzed REST APIs with Swagger/OpenAPI, documenting endpoints, authentication, request/response models, status codes and error handling.</w:t>
       </w:r>
     </w:p>
     <w:p>
@@ -821,7 +774,7 @@
           <w:sz w:val="18"/>
           <w:szCs w:val="18"/>
         </w:rPr>
-        <w:t xml:space="preserve">Google Workspace · Okta · MDM · React · Node.js · AWS</w:t>
+        <w:t xml:space="preserve">REST APIs · Swagger / OpenAPI · Markdown · Docs-as-code</w:t>
       </w:r>
     </w:p>
     <w:p>
@@ -839,7 +792,7 @@
           <w:sz w:val="21"/>
           <w:szCs w:val="21"/>
         </w:rPr>
-        <w:t xml:space="preserve">Full-Stack Developer &amp; Team Lead — Virtual Latinos</w:t>
+        <w:t xml:space="preserve">Provisioning Manager — IT Infrastructure &amp; Access — Steward</w:t>
       </w:r>
       <w:r>
         <w:rPr>
@@ -847,89 +800,72 @@
           <w:sz w:val="19"/>
           <w:szCs w:val="19"/>
         </w:rPr>
-        <w:t xml:space="preserve">	Jan 2025 – Jun 2025</w:t>
-      </w:r>
-    </w:p>
-    <w:p>
-      <w:pPr>
-        <w:keepNext/>
-        <w:spacing w:after="40"/>
-      </w:pPr>
-      <w:r>
-        <w:rPr>
-          <w:color w:val="52525B"/>
-          <w:sz w:val="18"/>
-          <w:szCs w:val="18"/>
-        </w:rPr>
-        <w:t xml:space="preserve">Remote · concurrent project</w:t>
-      </w:r>
-    </w:p>
-    <w:p>
-      <w:pPr>
-        <w:pStyle w:val="ListParagraph"/>
-        <w:numPr>
-          <w:ilvl w:val="0"/>
-          <w:numId w:val="2"/>
-        </w:numPr>
-        <w:spacing w:after="30"/>
-      </w:pPr>
-      <w:r>
-        <w:rPr>
-          <w:sz w:val="20"/>
-          <w:szCs w:val="20"/>
-        </w:rPr>
-        <w:t xml:space="preserve">Led full-stack delivery with React, Redux, TypeScript, Laravel and PostgreSQL for the virtual-assistant management and recruitment platform.</w:t>
-      </w:r>
-    </w:p>
-    <w:p>
-      <w:pPr>
-        <w:pStyle w:val="ListParagraph"/>
-        <w:numPr>
-          <w:ilvl w:val="0"/>
-          <w:numId w:val="2"/>
-        </w:numPr>
-        <w:spacing w:after="30"/>
-      </w:pPr>
-      <w:r>
-        <w:rPr>
-          <w:sz w:val="20"/>
-          <w:szCs w:val="20"/>
-        </w:rPr>
-        <w:t xml:space="preserve">Built and optimized REST APIs and automated operations through HubSpot, Zapier and GoHighLevel — lead pipelines, follow-ups, forms and calendars — reducing manual workload by 40%.</w:t>
-      </w:r>
-    </w:p>
-    <w:p>
-      <w:pPr>
-        <w:pStyle w:val="ListParagraph"/>
-        <w:numPr>
-          <w:ilvl w:val="0"/>
-          <w:numId w:val="2"/>
-        </w:numPr>
-        <w:spacing w:after="30"/>
-      </w:pPr>
-      <w:r>
-        <w:rPr>
-          <w:sz w:val="20"/>
-          <w:szCs w:val="20"/>
-        </w:rPr>
-        <w:t xml:space="preserve">Ran sprint planning, code reviews and mentoring; documented APIs and processes in Confluence, Swagger and Notion.</w:t>
-      </w:r>
-    </w:p>
-    <w:p>
-      <w:pPr>
-        <w:pStyle w:val="ListParagraph"/>
-        <w:numPr>
-          <w:ilvl w:val="0"/>
-          <w:numId w:val="2"/>
-        </w:numPr>
-        <w:spacing w:after="30"/>
-      </w:pPr>
-      <w:r>
-        <w:rPr>
-          <w:sz w:val="20"/>
-          <w:szCs w:val="20"/>
-        </w:rPr>
-        <w:t xml:space="preserve">Turned Figma designs into responsive, WCAG-aware WordPress pages (Elementor, ACF, WooCommerce) tuned for Core Web Vitals.</w:t>
+        <w:t xml:space="preserve">	Nov 2023 – Nov 2025</w:t>
+      </w:r>
+    </w:p>
+    <w:p>
+      <w:pPr>
+        <w:keepNext/>
+        <w:spacing w:after="40"/>
+      </w:pPr>
+      <w:r>
+        <w:rPr>
+          <w:color w:val="52525B"/>
+          <w:sz w:val="18"/>
+          <w:szCs w:val="18"/>
+        </w:rPr>
+        <w:t xml:space="preserve">Remote</w:t>
+      </w:r>
+    </w:p>
+    <w:p>
+      <w:pPr>
+        <w:pStyle w:val="ListParagraph"/>
+        <w:numPr>
+          <w:ilvl w:val="0"/>
+          <w:numId w:val="2"/>
+        </w:numPr>
+        <w:spacing w:after="30"/>
+      </w:pPr>
+      <w:r>
+        <w:rPr>
+          <w:sz w:val="20"/>
+          <w:szCs w:val="20"/>
+        </w:rPr>
+        <w:t xml:space="preserve">Managed IT provisioning and access across Google Workspace, Okta and MDM for macOS and Windows fleets.</w:t>
+      </w:r>
+    </w:p>
+    <w:p>
+      <w:pPr>
+        <w:pStyle w:val="ListParagraph"/>
+        <w:numPr>
+          <w:ilvl w:val="0"/>
+          <w:numId w:val="2"/>
+        </w:numPr>
+        <w:spacing w:after="30"/>
+      </w:pPr>
+      <w:r>
+        <w:rPr>
+          <w:sz w:val="20"/>
+          <w:szCs w:val="20"/>
+        </w:rPr>
+        <w:t xml:space="preserve">Built internal React/Node.js dashboards to monitor resource allocation and supported AWS cloud infrastructure initiatives.</w:t>
+      </w:r>
+    </w:p>
+    <w:p>
+      <w:pPr>
+        <w:pStyle w:val="ListParagraph"/>
+        <w:numPr>
+          <w:ilvl w:val="0"/>
+          <w:numId w:val="2"/>
+        </w:numPr>
+        <w:spacing w:after="30"/>
+      </w:pPr>
+      <w:r>
+        <w:rPr>
+          <w:sz w:val="20"/>
+          <w:szCs w:val="20"/>
+        </w:rPr>
+        <w:t xml:space="preserve">Authored SOPs, trained staff and coordinated provisioning, infrastructure and access-management processes across teams.</w:t>
       </w:r>
     </w:p>
     <w:p>
@@ -944,7 +880,7 @@
           <w:sz w:val="18"/>
           <w:szCs w:val="18"/>
         </w:rPr>
-        <w:t xml:space="preserve">React · Redux · TypeScript · Laravel · PostgreSQL · HubSpot · Zapier · WordPress</w:t>
+        <w:t xml:space="preserve">Google Workspace · Okta · MDM · React · Node.js · AWS</w:t>
       </w:r>
     </w:p>
     <w:p>
@@ -962,7 +898,7 @@
           <w:sz w:val="21"/>
           <w:szCs w:val="21"/>
         </w:rPr>
-        <w:t xml:space="preserve">SEO Specialist &amp; Web Developer (Contract) — U.S.-based staffing company</w:t>
+        <w:t xml:space="preserve">Full-Stack Developer &amp; Team Lead — Virtual Latinos</w:t>
       </w:r>
       <w:r>
         <w:rPr>
@@ -970,7 +906,7 @@
           <w:sz w:val="19"/>
           <w:szCs w:val="19"/>
         </w:rPr>
-        <w:t xml:space="preserve">	Jul 2024 – Oct 2024</w:t>
+        <w:t xml:space="preserve">	Jan 2025 – Jun 2025</w:t>
       </w:r>
     </w:p>
     <w:p>
@@ -1001,24 +937,41 @@
           <w:sz w:val="20"/>
           <w:szCs w:val="20"/>
         </w:rPr>
-        <w:t xml:space="preserve">Delivered SEO-focused WordPress and HTML/CSS/JavaScript sites with schema markup, Google Analytics, Search Console and Meta Pixel conversion tracking.</w:t>
-      </w:r>
-    </w:p>
-    <w:p>
-      <w:pPr>
-        <w:pStyle w:val="ListParagraph"/>
-        <w:numPr>
-          <w:ilvl w:val="0"/>
-          <w:numId w:val="2"/>
-        </w:numPr>
-        <w:spacing w:after="30"/>
-      </w:pPr>
-      <w:r>
-        <w:rPr>
-          <w:sz w:val="20"/>
-          <w:szCs w:val="20"/>
-        </w:rPr>
-        <w:t xml:space="preserve">Built custom plugins for lead automation and CRM integration, and handled server administration (cPanel, Linux), performance and production support.</w:t>
+        <w:t xml:space="preserve">Led full-stack delivery with React, Redux, TypeScript, Laravel and PostgreSQL for the virtual-assistant management and recruitment platform.</w:t>
+      </w:r>
+    </w:p>
+    <w:p>
+      <w:pPr>
+        <w:pStyle w:val="ListParagraph"/>
+        <w:numPr>
+          <w:ilvl w:val="0"/>
+          <w:numId w:val="2"/>
+        </w:numPr>
+        <w:spacing w:after="30"/>
+      </w:pPr>
+      <w:r>
+        <w:rPr>
+          <w:sz w:val="20"/>
+          <w:szCs w:val="20"/>
+        </w:rPr>
+        <w:t xml:space="preserve">Built and optimized REST APIs and automated operations through HubSpot, Zapier and GoHighLevel — lead pipelines, follow-ups, forms and calendars — reducing manual workload by 40%.</w:t>
+      </w:r>
+    </w:p>
+    <w:p>
+      <w:pPr>
+        <w:pStyle w:val="ListParagraph"/>
+        <w:numPr>
+          <w:ilvl w:val="0"/>
+          <w:numId w:val="2"/>
+        </w:numPr>
+        <w:spacing w:after="30"/>
+      </w:pPr>
+      <w:r>
+        <w:rPr>
+          <w:sz w:val="20"/>
+          <w:szCs w:val="20"/>
+        </w:rPr>
+        <w:t xml:space="preserve">Ran sprint planning, code reviews and mentoring; documented APIs and processes in Confluence, Swagger and Notion.</w:t>
       </w:r>
     </w:p>
     <w:p>
@@ -1033,7 +986,7 @@
           <w:sz w:val="18"/>
           <w:szCs w:val="18"/>
         </w:rPr>
-        <w:t xml:space="preserve">WordPress · JavaScript · Technical SEO · Google Analytics · Linux</w:t>
+        <w:t xml:space="preserve">React · Redux · TypeScript · Laravel · PostgreSQL · HubSpot · Zapier · WordPress</w:t>
       </w:r>
     </w:p>
     <w:p>
@@ -1051,7 +1004,7 @@
           <w:sz w:val="21"/>
           <w:szCs w:val="21"/>
         </w:rPr>
-        <w:t xml:space="preserve">IT Specialist &amp; Developer — SouthDesk</w:t>
+        <w:t xml:space="preserve">SEO Specialist &amp; Web Developer (Contract) — U.S.-based staffing company</w:t>
       </w:r>
       <w:r>
         <w:rPr>
@@ -1059,55 +1012,55 @@
           <w:sz w:val="19"/>
           <w:szCs w:val="19"/>
         </w:rPr>
-        <w:t xml:space="preserve">	May 2023 – Oct 2023</w:t>
-      </w:r>
-    </w:p>
-    <w:p>
-      <w:pPr>
-        <w:keepNext/>
-        <w:spacing w:after="40"/>
-      </w:pPr>
-      <w:r>
-        <w:rPr>
-          <w:color w:val="52525B"/>
-          <w:sz w:val="18"/>
-          <w:szCs w:val="18"/>
-        </w:rPr>
-        <w:t xml:space="preserve">Remote</w:t>
-      </w:r>
-    </w:p>
-    <w:p>
-      <w:pPr>
-        <w:pStyle w:val="ListParagraph"/>
-        <w:numPr>
-          <w:ilvl w:val="0"/>
-          <w:numId w:val="2"/>
-        </w:numPr>
-        <w:spacing w:after="30"/>
-      </w:pPr>
-      <w:r>
-        <w:rPr>
-          <w:sz w:val="20"/>
-          <w:szCs w:val="20"/>
-        </w:rPr>
-        <w:t xml:space="preserve">Supported business IT systems and day-to-day operations: user support, systems administration and troubleshooting.</w:t>
-      </w:r>
-    </w:p>
-    <w:p>
-      <w:pPr>
-        <w:pStyle w:val="ListParagraph"/>
-        <w:numPr>
-          <w:ilvl w:val="0"/>
-          <w:numId w:val="2"/>
-        </w:numPr>
-        <w:spacing w:after="30"/>
-      </w:pPr>
-      <w:r>
-        <w:rPr>
-          <w:sz w:val="20"/>
-          <w:szCs w:val="20"/>
-        </w:rPr>
-        <w:t xml:space="preserve">Built and maintained the company's responsive, conversion-focused website alongside other development tasks.</w:t>
+        <w:t xml:space="preserve">	Jul 2024 – Oct 2024</w:t>
+      </w:r>
+    </w:p>
+    <w:p>
+      <w:pPr>
+        <w:keepNext/>
+        <w:spacing w:after="40"/>
+      </w:pPr>
+      <w:r>
+        <w:rPr>
+          <w:color w:val="52525B"/>
+          <w:sz w:val="18"/>
+          <w:szCs w:val="18"/>
+        </w:rPr>
+        <w:t xml:space="preserve">Remote · concurrent project</w:t>
+      </w:r>
+    </w:p>
+    <w:p>
+      <w:pPr>
+        <w:pStyle w:val="ListParagraph"/>
+        <w:numPr>
+          <w:ilvl w:val="0"/>
+          <w:numId w:val="2"/>
+        </w:numPr>
+        <w:spacing w:after="30"/>
+      </w:pPr>
+      <w:r>
+        <w:rPr>
+          <w:sz w:val="20"/>
+          <w:szCs w:val="20"/>
+        </w:rPr>
+        <w:t xml:space="preserve">Delivered SEO-focused WordPress and HTML/CSS/JavaScript sites with schema markup, Google Analytics, Search Console and Meta Pixel conversion tracking.</w:t>
+      </w:r>
+    </w:p>
+    <w:p>
+      <w:pPr>
+        <w:pStyle w:val="ListParagraph"/>
+        <w:numPr>
+          <w:ilvl w:val="0"/>
+          <w:numId w:val="2"/>
+        </w:numPr>
+        <w:spacing w:after="30"/>
+      </w:pPr>
+      <w:r>
+        <w:rPr>
+          <w:sz w:val="20"/>
+          <w:szCs w:val="20"/>
+        </w:rPr>
+        <w:t xml:space="preserve">Built custom plugins for lead automation and CRM integration, and handled server administration (cPanel, Linux), performance and production support.</w:t>
       </w:r>
     </w:p>
     <w:p>
@@ -1122,7 +1075,7 @@
           <w:sz w:val="18"/>
           <w:szCs w:val="18"/>
         </w:rPr>
-        <w:t xml:space="preserve">IT support · Systems administration · WordPress</w:t>
+        <w:t xml:space="preserve">WordPress · JavaScript · Technical SEO · Google Analytics · Linux</w:t>
       </w:r>
     </w:p>
     <w:p>
@@ -1140,7 +1093,7 @@
           <w:sz w:val="21"/>
           <w:szCs w:val="21"/>
         </w:rPr>
-        <w:t xml:space="preserve">IT Specialist &amp; Systems Integrator — Abatech</w:t>
+        <w:t xml:space="preserve">IT Specialist &amp; Developer — SouthDesk</w:t>
       </w:r>
       <w:r>
         <w:rPr>
@@ -1148,72 +1101,55 @@
           <w:sz w:val="19"/>
           <w:szCs w:val="19"/>
         </w:rPr>
-        <w:t xml:space="preserve">	Jul 2021 – Apr 2023</w:t>
-      </w:r>
-    </w:p>
-    <w:p>
-      <w:pPr>
-        <w:keepNext/>
-        <w:spacing w:after="40"/>
-      </w:pPr>
-      <w:r>
-        <w:rPr>
-          <w:color w:val="52525B"/>
-          <w:sz w:val="18"/>
-          <w:szCs w:val="18"/>
-        </w:rPr>
-        <w:t xml:space="preserve">Medellín</w:t>
-      </w:r>
-    </w:p>
-    <w:p>
-      <w:pPr>
-        <w:pStyle w:val="ListParagraph"/>
-        <w:numPr>
-          <w:ilvl w:val="0"/>
-          <w:numId w:val="2"/>
-        </w:numPr>
-        <w:spacing w:after="30"/>
-      </w:pPr>
-      <w:r>
-        <w:rPr>
-          <w:sz w:val="20"/>
-          <w:szCs w:val="20"/>
-        </w:rPr>
-        <w:t xml:space="preserve">Managed hybrid infrastructure across Azure and on-premises servers; automated maintenance with Python and Bash.</w:t>
-      </w:r>
-    </w:p>
-    <w:p>
-      <w:pPr>
-        <w:pStyle w:val="ListParagraph"/>
-        <w:numPr>
-          <w:ilvl w:val="0"/>
-          <w:numId w:val="2"/>
-        </w:numPr>
-        <w:spacing w:after="30"/>
-      </w:pPr>
-      <w:r>
-        <w:rPr>
-          <w:sz w:val="20"/>
-          <w:szCs w:val="20"/>
-        </w:rPr>
-        <w:t xml:space="preserve">Led Docker containerization and CI/CD pipeline setup, and implemented cybersecurity protocols and risk assessments.</w:t>
-      </w:r>
-    </w:p>
-    <w:p>
-      <w:pPr>
-        <w:pStyle w:val="ListParagraph"/>
-        <w:numPr>
-          <w:ilvl w:val="0"/>
-          <w:numId w:val="2"/>
-        </w:numPr>
-        <w:spacing w:after="30"/>
-      </w:pPr>
-      <w:r>
-        <w:rPr>
-          <w:sz w:val="20"/>
-          <w:szCs w:val="20"/>
-        </w:rPr>
-        <w:t xml:space="preserve">Built WordPress landing pages and internal portals with forms integrated to external APIs.</w:t>
+        <w:t xml:space="preserve">	May 2023 – Oct 2023</w:t>
+      </w:r>
+    </w:p>
+    <w:p>
+      <w:pPr>
+        <w:keepNext/>
+        <w:spacing w:after="40"/>
+      </w:pPr>
+      <w:r>
+        <w:rPr>
+          <w:color w:val="52525B"/>
+          <w:sz w:val="18"/>
+          <w:szCs w:val="18"/>
+        </w:rPr>
+        <w:t xml:space="preserve">Remote</w:t>
+      </w:r>
+    </w:p>
+    <w:p>
+      <w:pPr>
+        <w:pStyle w:val="ListParagraph"/>
+        <w:numPr>
+          <w:ilvl w:val="0"/>
+          <w:numId w:val="2"/>
+        </w:numPr>
+        <w:spacing w:after="30"/>
+      </w:pPr>
+      <w:r>
+        <w:rPr>
+          <w:sz w:val="20"/>
+          <w:szCs w:val="20"/>
+        </w:rPr>
+        <w:t xml:space="preserve">Supported business IT systems and day-to-day operations: user support, systems administration and troubleshooting.</w:t>
+      </w:r>
+    </w:p>
+    <w:p>
+      <w:pPr>
+        <w:pStyle w:val="ListParagraph"/>
+        <w:numPr>
+          <w:ilvl w:val="0"/>
+          <w:numId w:val="2"/>
+        </w:numPr>
+        <w:spacing w:after="30"/>
+      </w:pPr>
+      <w:r>
+        <w:rPr>
+          <w:sz w:val="20"/>
+          <w:szCs w:val="20"/>
+        </w:rPr>
+        <w:t xml:space="preserve">Built and maintained the company's responsive, conversion-focused website alongside other development tasks.</w:t>
       </w:r>
     </w:p>
     <w:p>
@@ -1228,7 +1164,7 @@
           <w:sz w:val="18"/>
           <w:szCs w:val="18"/>
         </w:rPr>
-        <w:t xml:space="preserve">Azure · Docker · CI/CD · Python · Bash · Security</w:t>
+        <w:t xml:space="preserve">IT support · Systems administration · WordPress</w:t>
       </w:r>
     </w:p>
     <w:p>
@@ -1246,7 +1182,7 @@
           <w:sz w:val="21"/>
           <w:szCs w:val="21"/>
         </w:rPr>
-        <w:t xml:space="preserve">Software Analyst, Developer &amp; UX Collaborator — UNIFI BPO</w:t>
+        <w:t xml:space="preserve">IT Specialist &amp; Systems Integrator — Abatech</w:t>
       </w:r>
       <w:r>
         <w:rPr>
@@ -1254,7 +1190,7 @@
           <w:sz w:val="19"/>
           <w:szCs w:val="19"/>
         </w:rPr>
-        <w:t xml:space="preserve">	Apr 2019 – Jul 2021</w:t>
+        <w:t xml:space="preserve">	Jul 2022 – Apr 2023</w:t>
       </w:r>
     </w:p>
     <w:p>
@@ -1285,24 +1221,24 @@
           <w:sz w:val="20"/>
           <w:szCs w:val="20"/>
         </w:rPr>
-        <w:t xml:space="preserve">Built internal web applications with React, FastAPI and MySQL that improved process efficiency.</w:t>
-      </w:r>
-    </w:p>
-    <w:p>
-      <w:pPr>
-        <w:pStyle w:val="ListParagraph"/>
-        <w:numPr>
-          <w:ilvl w:val="0"/>
-          <w:numId w:val="2"/>
-        </w:numPr>
-        <w:spacing w:after="30"/>
-      </w:pPr>
-      <w:r>
-        <w:rPr>
-          <w:sz w:val="20"/>
-          <w:szCs w:val="20"/>
-        </w:rPr>
-        <w:t xml:space="preserve">Wrote technical requirements and Swagger API documentation, designed UI components with the design team in Figma and trained users on new features.</w:t>
+        <w:t xml:space="preserve">Managed hybrid infrastructure across Azure and on-premises servers; automated maintenance with Python and Bash.</w:t>
+      </w:r>
+    </w:p>
+    <w:p>
+      <w:pPr>
+        <w:pStyle w:val="ListParagraph"/>
+        <w:numPr>
+          <w:ilvl w:val="0"/>
+          <w:numId w:val="2"/>
+        </w:numPr>
+        <w:spacing w:after="30"/>
+      </w:pPr>
+      <w:r>
+        <w:rPr>
+          <w:sz w:val="20"/>
+          <w:szCs w:val="20"/>
+        </w:rPr>
+        <w:t xml:space="preserve">Led Docker containerization and CI/CD pipeline setup, and implemented cybersecurity protocols and risk assessments.</w:t>
       </w:r>
     </w:p>
     <w:p>
@@ -1317,7 +1253,7 @@
           <w:sz w:val="18"/>
           <w:szCs w:val="18"/>
         </w:rPr>
-        <w:t xml:space="preserve">React · FastAPI · MySQL · Swagger · Figma</w:t>
+        <w:t xml:space="preserve">Azure · Docker · CI/CD · Python · Bash · Security</w:t>
       </w:r>
     </w:p>
     <w:p>
@@ -1335,7 +1271,7 @@
           <w:sz w:val="21"/>
           <w:szCs w:val="21"/>
         </w:rPr>
-        <w:t xml:space="preserve">Software Developer &amp; Consultant — Freelance</w:t>
+        <w:t xml:space="preserve">Software Analyst, Developer &amp; UX Collaborator — UNIFI BPO</w:t>
       </w:r>
       <w:r>
         <w:rPr>
@@ -1343,55 +1279,55 @@
           <w:sz w:val="19"/>
           <w:szCs w:val="19"/>
         </w:rPr>
-        <w:t xml:space="preserve">	Feb 2017 – Apr 2019</w:t>
-      </w:r>
-    </w:p>
-    <w:p>
-      <w:pPr>
-        <w:keepNext/>
-        <w:spacing w:after="40"/>
-      </w:pPr>
-      <w:r>
-        <w:rPr>
-          <w:color w:val="52525B"/>
-          <w:sz w:val="18"/>
-          <w:szCs w:val="18"/>
-        </w:rPr>
-        <w:t xml:space="preserve">Remote</w:t>
-      </w:r>
-    </w:p>
-    <w:p>
-      <w:pPr>
-        <w:pStyle w:val="ListParagraph"/>
-        <w:numPr>
-          <w:ilvl w:val="0"/>
-          <w:numId w:val="2"/>
-        </w:numPr>
-        <w:spacing w:after="30"/>
-      </w:pPr>
-      <w:r>
-        <w:rPr>
-          <w:sz w:val="20"/>
-          <w:szCs w:val="20"/>
-        </w:rPr>
-        <w:t xml:space="preserve">Delivered SaaS solutions with React, Node.js, Laravel and MongoDB, integrating Stripe, Twilio and Firebase — from architecture and deployment to user manuals and training.</w:t>
-      </w:r>
-    </w:p>
-    <w:p>
-      <w:pPr>
-        <w:pStyle w:val="ListParagraph"/>
-        <w:numPr>
-          <w:ilvl w:val="0"/>
-          <w:numId w:val="2"/>
-        </w:numPr>
-        <w:spacing w:after="30"/>
-      </w:pPr>
-      <w:r>
-        <w:rPr>
-          <w:sz w:val="20"/>
-          <w:szCs w:val="20"/>
-        </w:rPr>
-        <w:t xml:space="preserve">Built WordPress solutions for small businesses: WooCommerce stores, multilingual corporate sites (WPML), booking systems and custom payment and booking plugins.</w:t>
+        <w:t xml:space="preserve">	Oct 2021 – Jun 2022</w:t>
+      </w:r>
+    </w:p>
+    <w:p>
+      <w:pPr>
+        <w:keepNext/>
+        <w:spacing w:after="40"/>
+      </w:pPr>
+      <w:r>
+        <w:rPr>
+          <w:color w:val="52525B"/>
+          <w:sz w:val="18"/>
+          <w:szCs w:val="18"/>
+        </w:rPr>
+        <w:t xml:space="preserve">Medellín</w:t>
+      </w:r>
+    </w:p>
+    <w:p>
+      <w:pPr>
+        <w:pStyle w:val="ListParagraph"/>
+        <w:numPr>
+          <w:ilvl w:val="0"/>
+          <w:numId w:val="2"/>
+        </w:numPr>
+        <w:spacing w:after="30"/>
+      </w:pPr>
+      <w:r>
+        <w:rPr>
+          <w:sz w:val="20"/>
+          <w:szCs w:val="20"/>
+        </w:rPr>
+        <w:t xml:space="preserve">Built internal web applications with React, FastAPI and MySQL that improved process efficiency.</w:t>
+      </w:r>
+    </w:p>
+    <w:p>
+      <w:pPr>
+        <w:pStyle w:val="ListParagraph"/>
+        <w:numPr>
+          <w:ilvl w:val="0"/>
+          <w:numId w:val="2"/>
+        </w:numPr>
+        <w:spacing w:after="30"/>
+      </w:pPr>
+      <w:r>
+        <w:rPr>
+          <w:sz w:val="20"/>
+          <w:szCs w:val="20"/>
+        </w:rPr>
+        <w:t xml:space="preserve">Wrote technical requirements and Swagger API documentation, designed UI components with the design team in Figma and trained users on new features.</w:t>
       </w:r>
     </w:p>
     <w:p>
@@ -1406,7 +1342,7 @@
           <w:sz w:val="18"/>
           <w:szCs w:val="18"/>
         </w:rPr>
-        <w:t xml:space="preserve">React · Node.js · Laravel · MongoDB · Stripe · Twilio · WordPress</w:t>
+        <w:t xml:space="preserve">React · FastAPI · MySQL · Swagger · Figma</w:t>
       </w:r>
     </w:p>
     <w:p>
@@ -1424,7 +1360,7 @@
           <w:sz w:val="21"/>
           <w:szCs w:val="21"/>
         </w:rPr>
-        <w:t xml:space="preserve">IT Specialist, Full-Stack Developer &amp; Team Lead — Conquistadores Home, La Villa</w:t>
+        <w:t xml:space="preserve">IT &amp; Systems Specialist — CarNow</w:t>
       </w:r>
       <w:r>
         <w:rPr>
@@ -1432,55 +1368,38 @@
           <w:sz w:val="19"/>
           <w:szCs w:val="19"/>
         </w:rPr>
-        <w:t xml:space="preserve">	Feb 2014 – Jan 2017</w:t>
-      </w:r>
-    </w:p>
-    <w:p>
-      <w:pPr>
-        <w:keepNext/>
-        <w:spacing w:after="40"/>
-      </w:pPr>
-      <w:r>
-        <w:rPr>
-          <w:color w:val="52525B"/>
-          <w:sz w:val="18"/>
-          <w:szCs w:val="18"/>
-        </w:rPr>
-        <w:t xml:space="preserve">Medellín</w:t>
-      </w:r>
-    </w:p>
-    <w:p>
-      <w:pPr>
-        <w:pStyle w:val="ListParagraph"/>
-        <w:numPr>
-          <w:ilvl w:val="0"/>
-          <w:numId w:val="2"/>
-        </w:numPr>
-        <w:spacing w:after="30"/>
-      </w:pPr>
-      <w:r>
-        <w:rPr>
-          <w:sz w:val="20"/>
-          <w:szCs w:val="20"/>
-        </w:rPr>
-        <w:t xml:space="preserve">Built custom booking and management systems with Laravel, Bootstrap, JavaScript and MySQL, plus the corporate website with live availability.</w:t>
-      </w:r>
-    </w:p>
-    <w:p>
-      <w:pPr>
-        <w:pStyle w:val="ListParagraph"/>
-        <w:numPr>
-          <w:ilvl w:val="0"/>
-          <w:numId w:val="2"/>
-        </w:numPr>
-        <w:spacing w:after="30"/>
-      </w:pPr>
-      <w:r>
-        <w:rPr>
-          <w:sz w:val="20"/>
-          <w:szCs w:val="20"/>
-        </w:rPr>
-        <w:t xml:space="preserve">Led a small technical team, set coding standards and ran secure server infrastructure with regular backups.</w:t>
+        <w:t xml:space="preserve">	Apr 2021 – Sep 2021</w:t>
+      </w:r>
+    </w:p>
+    <w:p>
+      <w:pPr>
+        <w:keepNext/>
+        <w:spacing w:after="40"/>
+      </w:pPr>
+      <w:r>
+        <w:rPr>
+          <w:color w:val="52525B"/>
+          <w:sz w:val="18"/>
+          <w:szCs w:val="18"/>
+        </w:rPr>
+        <w:t xml:space="preserve">Medellín · U.S. company</w:t>
+      </w:r>
+    </w:p>
+    <w:p>
+      <w:pPr>
+        <w:pStyle w:val="ListParagraph"/>
+        <w:numPr>
+          <w:ilvl w:val="0"/>
+          <w:numId w:val="2"/>
+        </w:numPr>
+        <w:spacing w:after="30"/>
+      </w:pPr>
+      <w:r>
+        <w:rPr>
+          <w:sz w:val="20"/>
+          <w:szCs w:val="20"/>
+        </w:rPr>
+        <w:t xml:space="preserve">Set up and supported the systems of a new U.S. company starting operations in Medellín: accounts, equipment, software and day-to-day user support.</w:t>
       </w:r>
     </w:p>
     <w:p>
@@ -1495,7 +1414,308 @@
           <w:sz w:val="18"/>
           <w:szCs w:val="18"/>
         </w:rPr>
-        <w:t xml:space="preserve">Laravel · MySQL · Bootstrap · JavaScript · WordPress</w:t>
+        <w:t xml:space="preserve"/>
+      </w:r>
+    </w:p>
+    <w:p>
+      <w:pPr>
+        <w:keepNext/>
+        <w:tabs>
+          <w:tab w:val="right" w:pos="10080"/>
+        </w:tabs>
+        <w:spacing w:before="140"/>
+      </w:pPr>
+      <w:r>
+        <w:rPr>
+          <w:b/>
+          <w:bCs/>
+          <w:sz w:val="21"/>
+          <w:szCs w:val="21"/>
+        </w:rPr>
+        <w:t xml:space="preserve">Night Manager — The Charlee Hotel</w:t>
+      </w:r>
+      <w:r>
+        <w:rPr>
+          <w:color w:val="52525B"/>
+          <w:sz w:val="19"/>
+          <w:szCs w:val="19"/>
+        </w:rPr>
+        <w:t xml:space="preserve">	Sep 2020 – Mar 2021</w:t>
+      </w:r>
+    </w:p>
+    <w:p>
+      <w:pPr>
+        <w:keepNext/>
+        <w:spacing w:after="40"/>
+      </w:pPr>
+      <w:r>
+        <w:rPr>
+          <w:color w:val="52525B"/>
+          <w:sz w:val="18"/>
+          <w:szCs w:val="18"/>
+        </w:rPr>
+        <w:t xml:space="preserve">El Poblado, Medellín</w:t>
+      </w:r>
+    </w:p>
+    <w:p>
+      <w:pPr>
+        <w:pStyle w:val="ListParagraph"/>
+        <w:numPr>
+          <w:ilvl w:val="0"/>
+          <w:numId w:val="2"/>
+        </w:numPr>
+        <w:spacing w:after="30"/>
+      </w:pPr>
+      <w:r>
+        <w:rPr>
+          <w:sz w:val="20"/>
+          <w:szCs w:val="20"/>
+        </w:rPr>
+        <w:t xml:space="preserve">Ran overnight operations of a boutique hotel as it reopened after the lockdowns: front desk, night audit, guest service, security and the hotel's systems.</w:t>
+      </w:r>
+    </w:p>
+    <w:p>
+      <w:pPr>
+        <w:spacing w:after="40"/>
+      </w:pPr>
+      <w:r>
+        <w:rPr>
+          <w:i/>
+          <w:iCs/>
+          <w:color w:val="52525B"/>
+          <w:sz w:val="18"/>
+          <w:szCs w:val="18"/>
+        </w:rPr>
+        <w:t xml:space="preserve"/>
+      </w:r>
+    </w:p>
+    <w:p>
+      <w:pPr>
+        <w:keepNext/>
+        <w:tabs>
+          <w:tab w:val="right" w:pos="10080"/>
+        </w:tabs>
+        <w:spacing w:before="140"/>
+      </w:pPr>
+      <w:r>
+        <w:rPr>
+          <w:b/>
+          <w:bCs/>
+          <w:sz w:val="21"/>
+          <w:szCs w:val="21"/>
+        </w:rPr>
+        <w:t xml:space="preserve">Founder &amp; General Manager — Own hospitality business</w:t>
+      </w:r>
+      <w:r>
+        <w:rPr>
+          <w:color w:val="52525B"/>
+          <w:sz w:val="19"/>
+          <w:szCs w:val="19"/>
+        </w:rPr>
+        <w:t xml:space="preserve">	Oct 2013 – Mar 2020</w:t>
+      </w:r>
+    </w:p>
+    <w:p>
+      <w:pPr>
+        <w:keepNext/>
+        <w:spacing w:after="40"/>
+      </w:pPr>
+      <w:r>
+        <w:rPr>
+          <w:color w:val="52525B"/>
+          <w:sz w:val="18"/>
+          <w:szCs w:val="18"/>
+        </w:rPr>
+        <w:t xml:space="preserve">Medellín — Own business — closed when the pandemic shut down tourism</w:t>
+      </w:r>
+    </w:p>
+    <w:p>
+      <w:pPr>
+        <w:pStyle w:val="ListParagraph"/>
+        <w:numPr>
+          <w:ilvl w:val="0"/>
+          <w:numId w:val="2"/>
+        </w:numPr>
+        <w:spacing w:after="30"/>
+      </w:pPr>
+      <w:r>
+        <w:rPr>
+          <w:sz w:val="20"/>
+          <w:szCs w:val="20"/>
+        </w:rPr>
+        <w:t xml:space="preserve">Founded and ran a short-term-rental and hotel operation with seven properties: Apartahotel Santo Tomás, Hotel La Castellana, Nutibara Home, Calasanz Home, Hostería Villa Claudia, Tu Apartamento and Conquistadores Home.</w:t>
+      </w:r>
+    </w:p>
+    <w:p>
+      <w:pPr>
+        <w:pStyle w:val="ListParagraph"/>
+        <w:numPr>
+          <w:ilvl w:val="0"/>
+          <w:numId w:val="2"/>
+        </w:numPr>
+        <w:spacing w:after="30"/>
+      </w:pPr>
+      <w:r>
+        <w:rPr>
+          <w:sz w:val="20"/>
+          <w:szCs w:val="20"/>
+        </w:rPr>
+        <w:t xml:space="preserve">Owned the whole business: operations, staff, finance and administration, brand and marketing, and distribution on Airbnb and Booking.com.</w:t>
+      </w:r>
+    </w:p>
+    <w:p>
+      <w:pPr>
+        <w:pStyle w:val="ListParagraph"/>
+        <w:numPr>
+          <w:ilvl w:val="0"/>
+          <w:numId w:val="2"/>
+        </w:numPr>
+        <w:spacing w:after="30"/>
+      </w:pPr>
+      <w:r>
+        <w:rPr>
+          <w:sz w:val="20"/>
+          <w:szCs w:val="20"/>
+        </w:rPr>
+        <w:t xml:space="preserve">Built the in-house booking and property-management system (Laravel, Bootstrap, JavaScript, MySQL) and the websites with live availability; ran the servers, backups and IT.</w:t>
+      </w:r>
+    </w:p>
+    <w:p>
+      <w:pPr>
+        <w:pStyle w:val="ListParagraph"/>
+        <w:numPr>
+          <w:ilvl w:val="0"/>
+          <w:numId w:val="2"/>
+        </w:numPr>
+        <w:spacing w:after="30"/>
+      </w:pPr>
+      <w:r>
+        <w:rPr>
+          <w:sz w:val="20"/>
+          <w:szCs w:val="20"/>
+        </w:rPr>
+        <w:t xml:space="preserve">In parallel, delivered web projects for small businesses: WooCommerce stores, multilingual WordPress sites (WPML) and integrations with Stripe, Twilio and Firebase.</w:t>
+      </w:r>
+    </w:p>
+    <w:p>
+      <w:pPr>
+        <w:spacing w:after="40"/>
+      </w:pPr>
+      <w:r>
+        <w:rPr>
+          <w:i/>
+          <w:iCs/>
+          <w:color w:val="52525B"/>
+          <w:sz w:val="18"/>
+          <w:szCs w:val="18"/>
+        </w:rPr>
+        <w:t xml:space="preserve">Laravel · MySQL · JavaScript · WordPress · Airbnb / Booking.com · Operations · Marketing</w:t>
+      </w:r>
+    </w:p>
+    <w:p>
+      <w:pPr>
+        <w:keepNext/>
+        <w:tabs>
+          <w:tab w:val="right" w:pos="10080"/>
+        </w:tabs>
+        <w:spacing w:before="140"/>
+      </w:pPr>
+      <w:r>
+        <w:rPr>
+          <w:b/>
+          <w:bCs/>
+          <w:sz w:val="21"/>
+          <w:szCs w:val="21"/>
+        </w:rPr>
+        <w:t xml:space="preserve">Software Developer &amp; IT — .NET — Aerolínea de Antioquia (ADA)</w:t>
+      </w:r>
+      <w:r>
+        <w:rPr>
+          <w:color w:val="52525B"/>
+          <w:sz w:val="19"/>
+          <w:szCs w:val="19"/>
+        </w:rPr>
+        <w:t xml:space="preserve">	Feb 2011 – Jun 2013</w:t>
+      </w:r>
+    </w:p>
+    <w:p>
+      <w:pPr>
+        <w:keepNext/>
+        <w:spacing w:after="40"/>
+      </w:pPr>
+      <w:r>
+        <w:rPr>
+          <w:color w:val="52525B"/>
+          <w:sz w:val="18"/>
+          <w:szCs w:val="18"/>
+        </w:rPr>
+        <w:t xml:space="preserve">Medellín</w:t>
+      </w:r>
+    </w:p>
+    <w:p>
+      <w:pPr>
+        <w:pStyle w:val="ListParagraph"/>
+        <w:numPr>
+          <w:ilvl w:val="0"/>
+          <w:numId w:val="2"/>
+        </w:numPr>
+        <w:spacing w:after="30"/>
+      </w:pPr>
+      <w:r>
+        <w:rPr>
+          <w:sz w:val="20"/>
+          <w:szCs w:val="20"/>
+        </w:rPr>
+        <w:t xml:space="preserve">Developed and maintained the airline's ticket and route sales system in .NET (C#) and SQL Server, and fixed back-end data inconsistencies in ticket sales.</w:t>
+      </w:r>
+    </w:p>
+    <w:p>
+      <w:pPr>
+        <w:pStyle w:val="ListParagraph"/>
+        <w:numPr>
+          <w:ilvl w:val="0"/>
+          <w:numId w:val="2"/>
+        </w:numPr>
+        <w:spacing w:after="30"/>
+      </w:pPr>
+      <w:r>
+        <w:rPr>
+          <w:sz w:val="20"/>
+          <w:szCs w:val="20"/>
+        </w:rPr>
+        <w:t xml:space="preserve">Integrated sales with the DMS accounting system and built internal tools for operational reporting.</w:t>
+      </w:r>
+    </w:p>
+    <w:p>
+      <w:pPr>
+        <w:pStyle w:val="ListParagraph"/>
+        <w:numPr>
+          <w:ilvl w:val="0"/>
+          <w:numId w:val="2"/>
+        </w:numPr>
+        <w:spacing w:after="30"/>
+      </w:pPr>
+      <w:r>
+        <w:rPr>
+          <w:sz w:val="20"/>
+          <w:szCs w:val="20"/>
+        </w:rPr>
+        <w:t xml:space="preserve">Provided IT support: user help desk, equipment installation and troubleshooting.</w:t>
+      </w:r>
+    </w:p>
+    <w:p>
+      <w:pPr>
+        <w:spacing w:after="40"/>
+      </w:pPr>
+      <w:r>
+        <w:rPr>
+          <w:i/>
+          <w:iCs/>
+          <w:color w:val="52525B"/>
+          <w:sz w:val="18"/>
+          <w:szCs w:val="18"/>
+        </w:rPr>
+        <w:t xml:space="preserve">C# · .NET · SQL Server · DMS integration · IT support</w:t>
       </w:r>
     </w:p>
     <w:p>
@@ -1515,7 +1735,7 @@
           <w:sz w:val="20"/>
           <w:szCs w:val="20"/>
         </w:rPr>
-        <w:t xml:space="preserve">EARLIER EXPERIENCE (2008 – 2013)</w:t>
+        <w:t xml:space="preserve">EARLIER EXPERIENCE — HOSPITALITY &amp; IT (2005 – 2013)</w:t>
       </w:r>
     </w:p>
     <w:p>
@@ -1533,7 +1753,7 @@
           <w:sz w:val="21"/>
           <w:szCs w:val="21"/>
         </w:rPr>
-        <w:t xml:space="preserve">Software Analyst &amp; Developer, IT — Aerolíneas de Antioquia (ADA)</w:t>
+        <w:t xml:space="preserve">Systems Support — Agenciauto</w:t>
       </w:r>
       <w:r>
         <w:rPr>
@@ -1541,19 +1761,19 @@
           <w:sz w:val="19"/>
           <w:szCs w:val="19"/>
         </w:rPr>
-        <w:t xml:space="preserve">	Feb 2011 – Dec 2013</w:t>
-      </w:r>
-    </w:p>
-    <w:p>
-      <w:pPr>
-        <w:spacing w:after="30"/>
-      </w:pPr>
-      <w:r>
-        <w:rPr>
-          <w:sz w:val="20"/>
-          <w:szCs w:val="20"/>
-        </w:rPr>
-        <w:t xml:space="preserve">Internal tools for flight scheduling, passenger management and operational reporting (PHP, C#, SQL Server).</w:t>
+        <w:t xml:space="preserve">	Jul 2013 – Sep 2013</w:t>
+      </w:r>
+    </w:p>
+    <w:p>
+      <w:pPr>
+        <w:spacing w:after="30"/>
+      </w:pPr>
+      <w:r>
+        <w:rPr>
+          <w:sz w:val="20"/>
+          <w:szCs w:val="20"/>
+        </w:rPr>
+        <w:t xml:space="preserve">Short engagement in IT and systems support.</w:t>
       </w:r>
     </w:p>
     <w:p>
@@ -1571,7 +1791,7 @@
           <w:sz w:val="21"/>
           <w:szCs w:val="21"/>
         </w:rPr>
-        <w:t xml:space="preserve">Night Auditor — Systems Manager — The Charlee Hotels</w:t>
+        <w:t xml:space="preserve">Night Auditor — Comfort Suites Laureles · San Joaquín · Sky Plus Best Western · Poblado Plaza</w:t>
       </w:r>
       <w:r>
         <w:rPr>
@@ -1579,19 +1799,19 @@
           <w:sz w:val="19"/>
           <w:szCs w:val="19"/>
         </w:rPr>
-        <w:t xml:space="preserve">	Jan 2010 – Jan 2011</w:t>
-      </w:r>
-    </w:p>
-    <w:p>
-      <w:pPr>
-        <w:spacing w:after="30"/>
-      </w:pPr>
-      <w:r>
-        <w:rPr>
-          <w:sz w:val="20"/>
-          <w:szCs w:val="20"/>
-        </w:rPr>
-        <w:t xml:space="preserve">Financial and operational systems, audit-process automation and data integrity.</w:t>
+        <w:t xml:space="preserve">	2010 – 2011</w:t>
+      </w:r>
+    </w:p>
+    <w:p>
+      <w:pPr>
+        <w:spacing w:after="30"/>
+      </w:pPr>
+      <w:r>
+        <w:rPr>
+          <w:sz w:val="20"/>
+          <w:szCs w:val="20"/>
+        </w:rPr>
+        <w:t xml:space="preserve">Night audit, front desk and hotel systems across several Medellín hotels.</w:t>
       </w:r>
     </w:p>
     <w:p>
@@ -1609,7 +1829,7 @@
           <w:sz w:val="21"/>
           <w:szCs w:val="21"/>
         </w:rPr>
-        <w:t xml:space="preserve">IT Specialist &amp; Front-End Developer — Two Cousins Trucking</w:t>
+        <w:t xml:space="preserve">Receptionist → Night Auditor → Front Desk Manager — Affinity Aparta Hotel / EE Hoteles</w:t>
       </w:r>
       <w:r>
         <w:rPr>
@@ -1617,57 +1837,19 @@
           <w:sz w:val="19"/>
           <w:szCs w:val="19"/>
         </w:rPr>
-        <w:t xml:space="preserve">	Feb 2008 – Jan 2010</w:t>
-      </w:r>
-    </w:p>
-    <w:p>
-      <w:pPr>
-        <w:spacing w:after="30"/>
-      </w:pPr>
-      <w:r>
-        <w:rPr>
-          <w:sz w:val="20"/>
-          <w:szCs w:val="20"/>
-        </w:rPr>
-        <w:t xml:space="preserve">Front-end web applications in JavaScript, IT infrastructure and security audits.</w:t>
-      </w:r>
-    </w:p>
-    <w:p>
-      <w:pPr>
-        <w:keepNext/>
-        <w:tabs>
-          <w:tab w:val="right" w:pos="10080"/>
-        </w:tabs>
-        <w:spacing w:before="140"/>
-      </w:pPr>
-      <w:r>
-        <w:rPr>
-          <w:b/>
-          <w:bCs/>
-          <w:sz w:val="21"/>
-          <w:szCs w:val="21"/>
-        </w:rPr>
-        <w:t xml:space="preserve">Night Auditor — Systems — Novelty Suites S.A.</w:t>
-      </w:r>
-      <w:r>
-        <w:rPr>
-          <w:color w:val="52525B"/>
-          <w:sz w:val="19"/>
-          <w:szCs w:val="19"/>
-        </w:rPr>
-        <w:t xml:space="preserve">	6 years</w:t>
-      </w:r>
-    </w:p>
-    <w:p>
-      <w:pPr>
-        <w:spacing w:after="30"/>
-      </w:pPr>
-      <w:r>
-        <w:rPr>
-          <w:sz w:val="20"/>
-          <w:szCs w:val="20"/>
-        </w:rPr>
-        <w:t xml:space="preserve">Night-audit operations, financial systems and reporting accuracy.</w:t>
+        <w:t xml:space="preserve">	2005 – 2010</w:t>
+      </w:r>
+    </w:p>
+    <w:p>
+      <w:pPr>
+        <w:spacing w:after="30"/>
+      </w:pPr>
+      <w:r>
+        <w:rPr>
+          <w:sz w:val="20"/>
+          <w:szCs w:val="20"/>
+        </w:rPr>
+        <w:t xml:space="preserve">Six years across the group's properties (Affinity, Alcázar de Oviedo, Rodeo, Novelty Suites and others): reception, night audit, front-desk leadership and hotel systems.</w:t>
       </w:r>
     </w:p>
     <w:p>

--- a/public/cv/David-Gomez-Resume-EN.docx
+++ b/public/cv/David-Gomez-Resume-EN.docx
@@ -25,7 +25,7 @@
           <w:sz w:val="23"/>
           <w:szCs w:val="23"/>
         </w:rPr>
-        <w:t xml:space="preserve">Senior Full-Stack Engineer · Platform, Cloud &amp; AI Automation</w:t>
+        <w:t xml:space="preserve">Senior Full-Stack Developer &amp; Technical Lead · Cloud, Platforms &amp; AI Automation</w:t>
       </w:r>
     </w:p>
     <w:p>
@@ -37,7 +37,7 @@
         </w:rPr>
         <w:t xml:space="preserve">Medellín, Colombia · Open to remote &amp; hybrid  |  +57 317 853 0602  |  </w:t>
       </w:r>
-      <w:hyperlink w:history="1" r:id="rIdarqksca--qhflq-px0pph">
+      <w:hyperlink w:history="1" r:id="rIdcn1ksws0xqpaa8fq_--cz">
         <w:r>
           <w:rPr>
             <w:rStyle w:val="Hyperlink"/>
@@ -49,7 +49,7 @@
       </w:hyperlink>
     </w:p>
     <w:p>
-      <w:hyperlink w:history="1" r:id="rIdlgkjzkankcrs0betc0oe8">
+      <w:hyperlink w:history="1" r:id="rId78y9sx7mbaxuvzry8afhw">
         <w:r>
           <w:rPr>
             <w:rStyle w:val="Hyperlink"/>
@@ -67,7 +67,7 @@
         </w:rPr>
         <w:t xml:space="preserve">  |  </w:t>
       </w:r>
-      <w:hyperlink w:history="1" r:id="rIdy2twnz6yqycpjyaaqxyzq">
+      <w:hyperlink w:history="1" r:id="rId2mbmeqrm4jbkj1xdp5uqj">
         <w:r>
           <w:rPr>
             <w:rStyle w:val="Hyperlink"/>
@@ -85,7 +85,7 @@
         </w:rPr>
         <w:t xml:space="preserve">  |  </w:t>
       </w:r>
-      <w:hyperlink w:history="1" r:id="rIdrfr0dugwkvrnnxizfilxm">
+      <w:hyperlink w:history="1" r:id="rIdygzcdoj2j9m8nwmhhkikl">
         <w:r>
           <w:rPr>
             <w:rStyle w:val="Hyperlink"/>
@@ -125,7 +125,7 @@
           <w:sz w:val="20"/>
           <w:szCs w:val="20"/>
         </w:rPr>
-        <w:t xml:space="preserve">Senior full-stack engineer with 15+ years in software and IT — and 20+ years of work that includes founding and running my own hospitality business. I take products from an empty repository to production — architecture, backend, frontend, mobile, payments and infrastructure — and build the AI-assisted automation around them. Hands-on with PHP/Laravel, React/TypeScript, Node.js, Python, PostgreSQL, AWS, Azure, Cloudflare, Docker and Terraform. Having run a business end to end, I build with operations, customers and margins in mind. Bilingual English/Spanish, used to remote work with international teams.</w:t>
+        <w:t xml:space="preserve">Senior full-stack developer and technical lead with 15+ years in software and IT — and 20+ years of work that includes founding and running my own hospitality business. I take products from an empty repository to production — architecture, backend, frontend, mobile, payments and infrastructure — and build the AI-assisted automation around them. Hands-on with PHP/Laravel, React/TypeScript, Node.js, Python, PostgreSQL, AWS, Azure, Cloudflare, Docker and Terraform. Having run a business end to end, I build with operations, customers and margins in mind. Bilingual English/Spanish, used to remote work with international teams.</w:t>
       </w:r>
     </w:p>
     <w:p>
@@ -419,7 +419,7 @@
           <w:sz w:val="21"/>
           <w:szCs w:val="21"/>
         </w:rPr>
-        <w:t xml:space="preserve">Founder &amp; Lead Engineer — GWork Systems</w:t>
+        <w:t xml:space="preserve">Founder &amp; Technical Lead — GWork Systems</w:t>
       </w:r>
       <w:r>
         <w:rPr>

--- a/public/cv/David-Gomez-Resume-EN.docx
+++ b/public/cv/David-Gomez-Resume-EN.docx
@@ -37,7 +37,7 @@
         </w:rPr>
         <w:t xml:space="preserve">Medellín, Colombia · Open to remote &amp; hybrid  |  +57 317 853 0602  |  </w:t>
       </w:r>
-      <w:hyperlink w:history="1" r:id="rIdcn1ksws0xqpaa8fq_--cz">
+      <w:hyperlink w:history="1" r:id="rId_04k-q18rpgrkm6iec0zz">
         <w:r>
           <w:rPr>
             <w:rStyle w:val="Hyperlink"/>
@@ -49,7 +49,7 @@
       </w:hyperlink>
     </w:p>
     <w:p>
-      <w:hyperlink w:history="1" r:id="rId78y9sx7mbaxuvzry8afhw">
+      <w:hyperlink w:history="1" r:id="rIds_bxj6yyqumrsl8h538ls">
         <w:r>
           <w:rPr>
             <w:rStyle w:val="Hyperlink"/>
@@ -67,7 +67,7 @@
         </w:rPr>
         <w:t xml:space="preserve">  |  </w:t>
       </w:r>
-      <w:hyperlink w:history="1" r:id="rId2mbmeqrm4jbkj1xdp5uqj">
+      <w:hyperlink w:history="1" r:id="rIdj2pb1weggf5y4-qohjzlm">
         <w:r>
           <w:rPr>
             <w:rStyle w:val="Hyperlink"/>
@@ -85,7 +85,7 @@
         </w:rPr>
         <w:t xml:space="preserve">  |  </w:t>
       </w:r>
-      <w:hyperlink w:history="1" r:id="rIdygzcdoj2j9m8nwmhhkikl">
+      <w:hyperlink w:history="1" r:id="rIdpn2flshybyt82xk6ugbxx">
         <w:r>
           <w:rPr>
             <w:rStyle w:val="Hyperlink"/>
@@ -685,7 +685,7 @@
           <w:sz w:val="18"/>
           <w:szCs w:val="18"/>
         </w:rPr>
-        <w:t xml:space="preserve">WordPress · PHP · JavaScript · Performance</w:t>
+        <w:t xml:space="preserve"/>
       </w:r>
     </w:p>
     <w:p>
@@ -1075,7 +1075,7 @@
           <w:sz w:val="18"/>
           <w:szCs w:val="18"/>
         </w:rPr>
-        <w:t xml:space="preserve">WordPress · JavaScript · Technical SEO · Google Analytics · Linux</w:t>
+        <w:t xml:space="preserve"/>
       </w:r>
     </w:p>
     <w:p>
@@ -1164,7 +1164,7 @@
           <w:sz w:val="18"/>
           <w:szCs w:val="18"/>
         </w:rPr>
-        <w:t xml:space="preserve">IT support · Systems administration · WordPress</w:t>
+        <w:t xml:space="preserve"/>
       </w:r>
     </w:p>
     <w:p>
@@ -1271,7 +1271,7 @@
           <w:sz w:val="21"/>
           <w:szCs w:val="21"/>
         </w:rPr>
-        <w:t xml:space="preserve">Software Analyst, Developer &amp; UX Collaborator — UNIFI BPO</w:t>
+        <w:t xml:space="preserve">Full-Stack Developer &amp; DBA — Freelance &amp; contract projects</w:t>
       </w:r>
       <w:r>
         <w:rPr>
@@ -1279,55 +1279,72 @@
           <w:sz w:val="19"/>
           <w:szCs w:val="19"/>
         </w:rPr>
-        <w:t xml:space="preserve">	Oct 2021 – Jun 2022</w:t>
-      </w:r>
-    </w:p>
-    <w:p>
-      <w:pPr>
-        <w:keepNext/>
-        <w:spacing w:after="40"/>
-      </w:pPr>
-      <w:r>
-        <w:rPr>
-          <w:color w:val="52525B"/>
-          <w:sz w:val="18"/>
-          <w:szCs w:val="18"/>
-        </w:rPr>
-        <w:t xml:space="preserve">Medellín</w:t>
-      </w:r>
-    </w:p>
-    <w:p>
-      <w:pPr>
-        <w:pStyle w:val="ListParagraph"/>
-        <w:numPr>
-          <w:ilvl w:val="0"/>
-          <w:numId w:val="2"/>
-        </w:numPr>
-        <w:spacing w:after="30"/>
-      </w:pPr>
-      <w:r>
-        <w:rPr>
-          <w:sz w:val="20"/>
-          <w:szCs w:val="20"/>
-        </w:rPr>
-        <w:t xml:space="preserve">Built internal web applications with React, FastAPI and MySQL that improved process efficiency.</w:t>
-      </w:r>
-    </w:p>
-    <w:p>
-      <w:pPr>
-        <w:pStyle w:val="ListParagraph"/>
-        <w:numPr>
-          <w:ilvl w:val="0"/>
-          <w:numId w:val="2"/>
-        </w:numPr>
-        <w:spacing w:after="30"/>
-      </w:pPr>
-      <w:r>
-        <w:rPr>
-          <w:sz w:val="20"/>
-          <w:szCs w:val="20"/>
-        </w:rPr>
-        <w:t xml:space="preserve">Wrote technical requirements and Swagger API documentation, designed UI components with the design team in Figma and trained users on new features.</w:t>
+        <w:t xml:space="preserve">	Jan 2022 – Feb 2023</w:t>
+      </w:r>
+    </w:p>
+    <w:p>
+      <w:pPr>
+        <w:keepNext/>
+        <w:spacing w:after="40"/>
+      </w:pPr>
+      <w:r>
+        <w:rPr>
+          <w:color w:val="52525B"/>
+          <w:sz w:val="18"/>
+          <w:szCs w:val="18"/>
+        </w:rPr>
+        <w:t xml:space="preserve">Remote · concurrent</w:t>
+      </w:r>
+    </w:p>
+    <w:p>
+      <w:pPr>
+        <w:pStyle w:val="ListParagraph"/>
+        <w:numPr>
+          <w:ilvl w:val="0"/>
+          <w:numId w:val="2"/>
+        </w:numPr>
+        <w:spacing w:after="30"/>
+      </w:pPr>
+      <w:r>
+        <w:rPr>
+          <w:sz w:val="20"/>
+          <w:szCs w:val="20"/>
+        </w:rPr>
+        <w:t xml:space="preserve">Adage LATAM — SQL Server development and database administration.</w:t>
+      </w:r>
+    </w:p>
+    <w:p>
+      <w:pPr>
+        <w:pStyle w:val="ListParagraph"/>
+        <w:numPr>
+          <w:ilvl w:val="0"/>
+          <w:numId w:val="2"/>
+        </w:numPr>
+        <w:spacing w:after="30"/>
+      </w:pPr>
+      <w:r>
+        <w:rPr>
+          <w:sz w:val="20"/>
+          <w:szCs w:val="20"/>
+        </w:rPr>
+        <w:t xml:space="preserve">All Bookings — full-stack development of the original accommodation marketplace (later rebuilt as All Bookings 2.0).</w:t>
+      </w:r>
+    </w:p>
+    <w:p>
+      <w:pPr>
+        <w:pStyle w:val="ListParagraph"/>
+        <w:numPr>
+          <w:ilvl w:val="0"/>
+          <w:numId w:val="2"/>
+        </w:numPr>
+        <w:spacing w:after="30"/>
+      </w:pPr>
+      <w:r>
+        <w:rPr>
+          <w:sz w:val="20"/>
+          <w:szCs w:val="20"/>
+        </w:rPr>
+        <w:t xml:space="preserve">Admin Ops — front-end and WordPress development as web team lead (adminops.com).</w:t>
       </w:r>
     </w:p>
     <w:p>
@@ -1342,7 +1359,7 @@
           <w:sz w:val="18"/>
           <w:szCs w:val="18"/>
         </w:rPr>
-        <w:t xml:space="preserve">React · FastAPI · MySQL · Swagger · Figma</w:t>
+        <w:t xml:space="preserve"/>
       </w:r>
     </w:p>
     <w:p>
@@ -1360,7 +1377,7 @@
           <w:sz w:val="21"/>
           <w:szCs w:val="21"/>
         </w:rPr>
-        <w:t xml:space="preserve">IT &amp; Systems Specialist — CarNow</w:t>
+        <w:t xml:space="preserve">Software Analyst, Developer &amp; UX Collaborator — UNIFI BPO</w:t>
       </w:r>
       <w:r>
         <w:rPr>
@@ -1368,6 +1385,95 @@
           <w:sz w:val="19"/>
           <w:szCs w:val="19"/>
         </w:rPr>
+        <w:t xml:space="preserve">	Oct 2021 – Jun 2022</w:t>
+      </w:r>
+    </w:p>
+    <w:p>
+      <w:pPr>
+        <w:keepNext/>
+        <w:spacing w:after="40"/>
+      </w:pPr>
+      <w:r>
+        <w:rPr>
+          <w:color w:val="52525B"/>
+          <w:sz w:val="18"/>
+          <w:szCs w:val="18"/>
+        </w:rPr>
+        <w:t xml:space="preserve">Medellín</w:t>
+      </w:r>
+    </w:p>
+    <w:p>
+      <w:pPr>
+        <w:pStyle w:val="ListParagraph"/>
+        <w:numPr>
+          <w:ilvl w:val="0"/>
+          <w:numId w:val="2"/>
+        </w:numPr>
+        <w:spacing w:after="30"/>
+      </w:pPr>
+      <w:r>
+        <w:rPr>
+          <w:sz w:val="20"/>
+          <w:szCs w:val="20"/>
+        </w:rPr>
+        <w:t xml:space="preserve">Built internal web applications with React, FastAPI and MySQL that improved process efficiency.</w:t>
+      </w:r>
+    </w:p>
+    <w:p>
+      <w:pPr>
+        <w:pStyle w:val="ListParagraph"/>
+        <w:numPr>
+          <w:ilvl w:val="0"/>
+          <w:numId w:val="2"/>
+        </w:numPr>
+        <w:spacing w:after="30"/>
+      </w:pPr>
+      <w:r>
+        <w:rPr>
+          <w:sz w:val="20"/>
+          <w:szCs w:val="20"/>
+        </w:rPr>
+        <w:t xml:space="preserve">Wrote technical requirements and Swagger API documentation, designed UI components with the design team in Figma and trained users on new features.</w:t>
+      </w:r>
+    </w:p>
+    <w:p>
+      <w:pPr>
+        <w:spacing w:after="40"/>
+      </w:pPr>
+      <w:r>
+        <w:rPr>
+          <w:i/>
+          <w:iCs/>
+          <w:color w:val="52525B"/>
+          <w:sz w:val="18"/>
+          <w:szCs w:val="18"/>
+        </w:rPr>
+        <w:t xml:space="preserve">React · FastAPI · MySQL · Swagger · Figma</w:t>
+      </w:r>
+    </w:p>
+    <w:p>
+      <w:pPr>
+        <w:keepNext/>
+        <w:tabs>
+          <w:tab w:val="right" w:pos="10080"/>
+        </w:tabs>
+        <w:spacing w:before="140"/>
+      </w:pPr>
+      <w:r>
+        <w:rPr>
+          <w:b/>
+          <w:bCs/>
+          <w:sz w:val="21"/>
+          <w:szCs w:val="21"/>
+        </w:rPr>
+        <w:t xml:space="preserve">System Analyst — Solvo Global</w:t>
+      </w:r>
+      <w:r>
+        <w:rPr>
+          <w:color w:val="52525B"/>
+          <w:sz w:val="19"/>
+          <w:szCs w:val="19"/>
+        </w:rPr>
         <w:t xml:space="preserve">	Apr 2021 – Sep 2021</w:t>
       </w:r>
     </w:p>
@@ -1382,24 +1488,24 @@
           <w:sz w:val="18"/>
           <w:szCs w:val="18"/>
         </w:rPr>
-        <w:t xml:space="preserve">Medellín · U.S. company</w:t>
-      </w:r>
-    </w:p>
-    <w:p>
-      <w:pPr>
-        <w:pStyle w:val="ListParagraph"/>
-        <w:numPr>
-          <w:ilvl w:val="0"/>
-          <w:numId w:val="2"/>
-        </w:numPr>
-        <w:spacing w:after="30"/>
-      </w:pPr>
-      <w:r>
-        <w:rPr>
-          <w:sz w:val="20"/>
-          <w:szCs w:val="20"/>
-        </w:rPr>
-        <w:t xml:space="preserve">Set up and supported the systems of a new U.S. company starting operations in Medellín: accounts, equipment, software and day-to-day user support.</w:t>
+        <w:t xml:space="preserve">Medellín — Assigned to CarNow, a U.S. company</w:t>
+      </w:r>
+    </w:p>
+    <w:p>
+      <w:pPr>
+        <w:pStyle w:val="ListParagraph"/>
+        <w:numPr>
+          <w:ilvl w:val="0"/>
+          <w:numId w:val="2"/>
+        </w:numPr>
+        <w:spacing w:after="30"/>
+      </w:pPr>
+      <w:r>
+        <w:rPr>
+          <w:sz w:val="20"/>
+          <w:szCs w:val="20"/>
+        </w:rPr>
+        <w:t xml:space="preserve">Set up and supported the systems of a U.S. client starting operations in Medellín: accounts, equipment, software and bilingual day-to-day user support.</w:t>
       </w:r>
     </w:p>
     <w:p>
@@ -1735,7 +1841,7 @@
           <w:sz w:val="20"/>
           <w:szCs w:val="20"/>
         </w:rPr>
-        <w:t xml:space="preserve">EARLIER EXPERIENCE — HOSPITALITY &amp; IT (2005 – 2013)</w:t>
+        <w:t xml:space="preserve">EARLIER EXPERIENCE (2003 – 2013)</w:t>
       </w:r>
     </w:p>
     <w:p>
@@ -1773,7 +1879,7 @@
           <w:sz w:val="20"/>
           <w:szCs w:val="20"/>
         </w:rPr>
-        <w:t xml:space="preserve">Short engagement in IT and systems support.</w:t>
+        <w:t xml:space="preserve">IT and systems support.</w:t>
       </w:r>
     </w:p>
     <w:p>
@@ -1791,7 +1897,7 @@
           <w:sz w:val="21"/>
           <w:szCs w:val="21"/>
         </w:rPr>
-        <w:t xml:space="preserve">Night Auditor — Comfort Suites Laureles · San Joaquín · Sky Plus Best Western · Poblado Plaza</w:t>
+        <w:t xml:space="preserve">Receptionist → Night Auditor → Front Desk Manager — Affinity / EE Hoteles</w:t>
       </w:r>
       <w:r>
         <w:rPr>
@@ -1799,19 +1905,19 @@
           <w:sz w:val="19"/>
           <w:szCs w:val="19"/>
         </w:rPr>
-        <w:t xml:space="preserve">	2010 – 2011</w:t>
-      </w:r>
-    </w:p>
-    <w:p>
-      <w:pPr>
-        <w:spacing w:after="30"/>
-      </w:pPr>
-      <w:r>
-        <w:rPr>
-          <w:sz w:val="20"/>
-          <w:szCs w:val="20"/>
-        </w:rPr>
-        <w:t xml:space="preserve">Night audit, front desk and hotel systems across several Medellín hotels.</w:t>
+        <w:t xml:space="preserve">	2005 – 2011</w:t>
+      </w:r>
+    </w:p>
+    <w:p>
+      <w:pPr>
+        <w:spacing w:after="30"/>
+      </w:pPr>
+      <w:r>
+        <w:rPr>
+          <w:sz w:val="20"/>
+          <w:szCs w:val="20"/>
+        </w:rPr>
+        <w:t xml:space="preserve">Six years across the group's properties (Affinity, Alcázar de Oviedo, Rodeo, Novelty Suites), then night audit at Comfort Suites Laureles, San Joaquín, Sky Plus Best Western and Poblado Plaza.</w:t>
       </w:r>
     </w:p>
     <w:p>
@@ -1829,7 +1935,7 @@
           <w:sz w:val="21"/>
           <w:szCs w:val="21"/>
         </w:rPr>
-        <w:t xml:space="preserve">Receptionist → Night Auditor → Front Desk Manager — Affinity Aparta Hotel / EE Hoteles</w:t>
+        <w:t xml:space="preserve">Office Manager — New York — Two Cousins Trucking Corp.</w:t>
       </w:r>
       <w:r>
         <w:rPr>
@@ -1837,19 +1943,19 @@
           <w:sz w:val="19"/>
           <w:szCs w:val="19"/>
         </w:rPr>
-        <w:t xml:space="preserve">	2005 – 2010</w:t>
-      </w:r>
-    </w:p>
-    <w:p>
-      <w:pPr>
-        <w:spacing w:after="30"/>
-      </w:pPr>
-      <w:r>
-        <w:rPr>
-          <w:sz w:val="20"/>
-          <w:szCs w:val="20"/>
-        </w:rPr>
-        <w:t xml:space="preserve">Six years across the group's properties (Affinity, Alcázar de Oviedo, Rodeo, Novelty Suites and others): reception, night audit, front-desk leadership and hotel systems.</w:t>
+        <w:t xml:space="preserve">	Jan 2003 – Jun 2005</w:t>
+      </w:r>
+    </w:p>
+    <w:p>
+      <w:pPr>
+        <w:spacing w:after="30"/>
+      </w:pPr>
+      <w:r>
+        <w:rPr>
+          <w:sz w:val="20"/>
+          <w:szCs w:val="20"/>
+        </w:rPr>
+        <w:t xml:space="preserve">Office administration, billing and office systems for a New York trucking company.</w:t>
       </w:r>
     </w:p>
     <w:p>
@@ -2142,7 +2248,7 @@
           <w:sz w:val="20"/>
           <w:szCs w:val="20"/>
         </w:rPr>
-        <w:t xml:space="preserve">Spanish (Native)  ·  English (Professional (C1))</w:t>
+        <w:t xml:space="preserve">Spanish — Native  ·  English — Professional (C1)</w:t>
       </w:r>
     </w:p>
     <w:sectPr>

--- a/public/cv/David-Gomez-Resume-EN.docx
+++ b/public/cv/David-Gomez-Resume-EN.docx
@@ -37,7 +37,7 @@
         </w:rPr>
         <w:t xml:space="preserve">Medellín, Colombia · Open to remote &amp; hybrid  |  +57 317 853 0602  |  </w:t>
       </w:r>
-      <w:hyperlink w:history="1" r:id="rId_04k-q18rpgrkm6iec0zz">
+      <w:hyperlink w:history="1" r:id="rId6fw1cgfihagwofi5qbxc7">
         <w:r>
           <w:rPr>
             <w:rStyle w:val="Hyperlink"/>
@@ -49,7 +49,7 @@
       </w:hyperlink>
     </w:p>
     <w:p>
-      <w:hyperlink w:history="1" r:id="rIds_bxj6yyqumrsl8h538ls">
+      <w:hyperlink w:history="1" r:id="rIdo8shgxd_fiyqx1iykyvju">
         <w:r>
           <w:rPr>
             <w:rStyle w:val="Hyperlink"/>
@@ -67,7 +67,7 @@
         </w:rPr>
         <w:t xml:space="preserve">  |  </w:t>
       </w:r>
-      <w:hyperlink w:history="1" r:id="rIdj2pb1weggf5y4-qohjzlm">
+      <w:hyperlink w:history="1" r:id="rId1r-klpeatlw0tp74j012s">
         <w:r>
           <w:rPr>
             <w:rStyle w:val="Hyperlink"/>
@@ -85,7 +85,7 @@
         </w:rPr>
         <w:t xml:space="preserve">  |  </w:t>
       </w:r>
-      <w:hyperlink w:history="1" r:id="rIdpn2flshybyt82xk6ugbxx">
+      <w:hyperlink w:history="1" r:id="rIdsxgh9cwskzclx1jwa8pdt">
         <w:r>
           <w:rPr>
             <w:rStyle w:val="Hyperlink"/>
@@ -631,7 +631,7 @@
           <w:sz w:val="21"/>
           <w:szCs w:val="21"/>
         </w:rPr>
-        <w:t xml:space="preserve">Full-Stack Developer — WordPress (Contract) — Major Media</w:t>
+        <w:t xml:space="preserve">Full-Stack Web Developer (Contractor) — Major Media</w:t>
       </w:r>
       <w:r>
         <w:rPr>
@@ -639,7 +639,7 @@
           <w:sz w:val="19"/>
           <w:szCs w:val="19"/>
         </w:rPr>
-        <w:t xml:space="preserve">	2026 · several months</w:t>
+        <w:t xml:space="preserve">	Mar 2026 – Aug 2026</w:t>
       </w:r>
     </w:p>
     <w:p>
